--- a/fovi2026/cartas/Carta_UNILAB_ES.docx
+++ b/fovi2026/cartas/Carta_UNILAB_ES.docx
@@ -292,9 +292,8 @@
           <w:rFonts w:ascii="Verdana" w:hAnsi="Verdana" w:cs="Calibri"/>
           <w:sz w:val="20"/>
           <w:szCs w:val="20"/>
-          <w:highlight w:val="yellow"/>
-        </w:rPr>
-        <w:t>____________________ [nombre del/de la representante]</w:t>
+        </w:rPr>
+        <w:t>Roque do Nascimento Albuquerque</w:t>
       </w:r>
       <w:r>
         <w:rPr>
@@ -1378,9 +1377,8 @@
                 <w:rFonts w:ascii="Verdana" w:hAnsi="Verdana" w:cs="Calibri"/>
                 <w:sz w:val="20"/>
                 <w:szCs w:val="20"/>
-                <w:highlight w:val="yellow"/>
-              </w:rPr>
-              <w:t>____________________ [nombre del/de la representante]</w:t>
+              </w:rPr>
+              <w:t>Roque do Nascimento Albuquerque — Reitor</w:t>
             </w:r>
           </w:p>
           <w:p>
